--- a/multirobot_viewpoint_planner/docs/multirobot_sistem_tanimi.docx
+++ b/multirobot_viewpoint_planner/docs/multirobot_sistem_tanimi.docx
@@ -218,7 +218,7 @@
               <w:rPr>
                 <w:sz w:val="17"/>
               </w:rPr>
-              <w:t>Planlayıcı tahmini kaplama</w:t>
+              <w:t>Planlayıcının yazdığı kaplama</w:t>
             </w:r>
           </w:p>
         </w:tc>
@@ -232,7 +232,37 @@
               <w:rPr>
                 <w:sz w:val="17"/>
               </w:rPr>
-              <w:t>%70.1</w:t>
+              <w:t>2994 / 4270 hedef nokta (%70.12) — düzenleme öncesi 24 UR + 12 Kawasaki için</w:t>
+            </w:r>
+          </w:p>
+        </w:tc>
+      </w:tr>
+      <w:tr>
+        <w:tc>
+          <w:tcPr>
+            <w:tcW w:type="dxa" w:w="2736"/>
+          </w:tcPr>
+          <w:p>
+            <w:r/>
+            <w:r>
+              <w:rPr>
+                <w:sz w:val="17"/>
+              </w:rPr>
+              <w:t>Koşan küme, planlayıcı modeliyle yeniden hesap</w:t>
+            </w:r>
+          </w:p>
+        </w:tc>
+        <w:tc>
+          <w:tcPr>
+            <w:tcW w:type="dxa" w:w="5760"/>
+          </w:tcPr>
+          <w:p>
+            <w:r/>
+            <w:r>
+              <w:rPr>
+                <w:sz w:val="17"/>
+              </w:rPr>
+              <w:t>%69.39</w:t>
             </w:r>
           </w:p>
         </w:tc>
@@ -262,7 +292,7 @@
               <w:rPr>
                 <w:sz w:val="17"/>
               </w:rPr>
-              <w:t>%86.5</w:t>
+              <w:t>24588 / 28221 voksel (%87.13)</w:t>
             </w:r>
           </w:p>
         </w:tc>
@@ -278,7 +308,7 @@
               <w:rPr>
                 <w:sz w:val="17"/>
               </w:rPr>
-              <w:t>Simülasyon kaplaması</w:t>
+              <w:t>Simülasyon octomap kaplaması</w:t>
             </w:r>
           </w:p>
         </w:tc>
@@ -292,7 +322,7 @@
               <w:rPr>
                 <w:sz w:val="17"/>
               </w:rPr>
-              <w:t>%97.9</w:t>
+              <w:t>27189 / 28221 voksel (%96.34)</w:t>
             </w:r>
           </w:p>
         </w:tc>
@@ -308,7 +338,7 @@
               <w:rPr>
                 <w:sz w:val="17"/>
               </w:rPr>
-              <w:t>Tek kola göre kazanç</w:t>
+              <w:t>Tek kola göre kazanç (gerçek robot)</w:t>
             </w:r>
           </w:p>
         </w:tc>
@@ -322,7 +352,7 @@
               <w:rPr>
                 <w:sz w:val="17"/>
               </w:rPr>
-              <w:t>+5.2 puan (tek kol %81.3)</w:t>
+              <w:t>+5.93 puan (tek kol %81.20)</w:t>
             </w:r>
           </w:p>
         </w:tc>
@@ -3704,7 +3734,7 @@
               <w:rPr>
                 <w:sz w:val="17"/>
               </w:rPr>
-              <w:t>15842</w:t>
+              <w:t>28221</w:t>
             </w:r>
           </w:p>
         </w:tc>
@@ -3718,7 +3748,7 @@
               <w:rPr>
                 <w:sz w:val="17"/>
               </w:rPr>
-              <w:t>13702</w:t>
+              <w:t>24588</w:t>
             </w:r>
           </w:p>
         </w:tc>
@@ -3732,7 +3762,7 @@
               <w:rPr>
                 <w:sz w:val="17"/>
               </w:rPr>
-              <w:t>%86.5</w:t>
+              <w:t>%87.13</w:t>
             </w:r>
           </w:p>
         </w:tc>
@@ -3762,7 +3792,7 @@
               <w:rPr>
                 <w:sz w:val="17"/>
               </w:rPr>
-              <w:t>15842</w:t>
+              <w:t>28221</w:t>
             </w:r>
           </w:p>
         </w:tc>
@@ -3776,7 +3806,7 @@
               <w:rPr>
                 <w:sz w:val="17"/>
               </w:rPr>
-              <w:t>15516</w:t>
+              <w:t>27189</w:t>
             </w:r>
           </w:p>
         </w:tc>
@@ -3790,7 +3820,7 @@
               <w:rPr>
                 <w:sz w:val="17"/>
               </w:rPr>
-              <w:t>%97.9</w:t>
+              <w:t>%96.34</w:t>
             </w:r>
           </w:p>
         </w:tc>
@@ -3820,7 +3850,7 @@
               <w:rPr>
                 <w:sz w:val="17"/>
               </w:rPr>
-              <w:t>15842</w:t>
+              <w:t>28221</w:t>
             </w:r>
           </w:p>
         </w:tc>
@@ -3834,7 +3864,7 @@
               <w:rPr>
                 <w:sz w:val="17"/>
               </w:rPr>
-              <w:t>12881</w:t>
+              <w:t>22915</w:t>
             </w:r>
           </w:p>
         </w:tc>
@@ -3848,7 +3878,7 @@
               <w:rPr>
                 <w:sz w:val="17"/>
               </w:rPr>
-              <w:t>%81.3</w:t>
+              <w:t>%81.20</w:t>
             </w:r>
           </w:p>
         </w:tc>
@@ -3862,7 +3892,7 @@
       <w:r>
         <w:drawing>
           <wp:inline xmlns:a="http://schemas.openxmlformats.org/drawingml/2006/main" xmlns:pic="http://schemas.openxmlformats.org/drawingml/2006/picture">
-            <wp:extent cx="5394960" cy="4329528"/>
+            <wp:extent cx="5394960" cy="3729197"/>
             <wp:docPr id="3" name="Picture 3"/>
             <wp:cNvGraphicFramePr>
               <a:graphicFrameLocks noChangeAspect="1"/>
@@ -3883,7 +3913,7 @@
                   <pic:spPr>
                     <a:xfrm>
                       <a:off x="0" y="0"/>
-                      <a:ext cx="5394960" cy="4329528"/>
+                      <a:ext cx="5394960" cy="3729197"/>
                     </a:xfrm>
                     <a:prstGeom prst="rect"/>
                   </pic:spPr>
@@ -3904,7 +3934,7 @@
           <w:color w:val="555555"/>
           <w:sz w:val="17"/>
         </w:rPr>
-        <w:t>Şekil 3: Kaplanan (yeşil) ve kaplanamayan (kırmızı) şasi vokselleri; gerçek ve simülasyon aynı kamera açılarıyla.</w:t>
+        <w:t>Şekil 3: Occupancy .ot dosyasının kendisi — renkli: dolu (kaplanan) vokseller, parça renkleriyle; açık gri: kaplanmayan şasi vokselleri; gerçek ve simülasyon aynı kamera açılarıyla.</w:t>
       </w:r>
     </w:p>
     <w:p>
@@ -3914,7 +3944,7 @@
       <w:r>
         <w:drawing>
           <wp:inline xmlns:a="http://schemas.openxmlformats.org/drawingml/2006/main" xmlns:pic="http://schemas.openxmlformats.org/drawingml/2006/picture">
-            <wp:extent cx="5394960" cy="2555507"/>
+            <wp:extent cx="5394960" cy="2557091"/>
             <wp:docPr id="4" name="Picture 4"/>
             <wp:cNvGraphicFramePr>
               <a:graphicFrameLocks noChangeAspect="1"/>
@@ -3935,7 +3965,7 @@
                   <pic:spPr>
                     <a:xfrm>
                       <a:off x="0" y="0"/>
-                      <a:ext cx="5394960" cy="2555507"/>
+                      <a:ext cx="5394960" cy="2557091"/>
                     </a:xfrm>
                     <a:prstGeom prst="rect"/>
                   </pic:spPr>
